--- a/eng/docx/01.content.docx
+++ b/eng/docx/01.content.docx
@@ -7,6 +7,15 @@
       <w:r/>
     </w:p>
     <w:p>
+      <w:pPr>
+        <w:pStyle w:val="Heading2"/>
+      </w:pPr>
+      <w:r>
+        <w:t>Resource: Study Notes (Tyndale)</w:t>
+      </w:r>
+      <w:r/>
+    </w:p>
+    <w:p>
       <w:r/>
       <w:r>
         <w:rPr>
@@ -46,7 +55,7 @@
         <w:pStyle w:val="Heading1"/>
       </w:pPr>
       <w:r>
-        <w:t>Aquifer Open Study Notes</w:t>
+        <w:t>Study Notes (Tyndale)</w:t>
       </w:r>
     </w:p>
     <w:p>
@@ -55,6 +64,51 @@
           <w:headerReference w:type="even" r:id="rId8"/>
           <w:headerReference w:type="default" r:id="rId9"/>
           <w:footerReference w:type="default" r:id="rId10"/>
+          <w:footnotePr>
+            <w:numRestart w:val="eachSect"/>
+          </w:footnotePr>
+          <w:type w:val="continuous"/>
+          <w:pgSz w:w="12240" w:h="15840" w:code="1"/>
+          <w:pgMar w:top="1440" w:right="1440" w:bottom="1440" w:left="1440" w:header="504" w:footer="504" w:gutter="0"/>
+          <w:cols w:space="708"/>
+          <w:titlePg/>
+          <w:docGrid w:linePitch="360"/>
+        </w:sectPr>
+      </w:pPr>
+    </w:p>
+    <w:p>
+      <w:r/>
+    </w:p>
+    <w:p>
+      <w:pPr>
+        <w:pStyle w:val="Heading2"/>
+      </w:pPr>
+      <w:r>
+        <w:t>GEN</w:t>
+      </w:r>
+      <w:r/>
+    </w:p>
+    <w:p>
+      <w:r/>
+      <w:r>
+        <w:rPr>
+          <w:i/>
+        </w:rPr>
+        <w:t>Genesis 1:1, Genesis 1:1–2.3, Genesis 1:2, Genesis 1:3, Genesis 1:3–13, Genesis 1:4, Genesis 1:5, Genesis 1:6–8, Genesis 1:9–10, Genesis 1:14, Genesis 1:14–31, Genesis 1:16, Genesis 1:21, Genesis 1:22, Genesis 1:26, Genesis 1:27, Genesis 1:28, Genesis 1:29–30, Genesis 1:31, Genesis 2:1–3, Genesis 2:3, Genesis 2:4, Genesis 2:4–25, Genesis 2:5, Genesis 2:6, Genesis 2:7, Genesis 2:8, Genesis 2:8–14, Genesis 2:9, Genesis 2:10, Genesis 2:10–14, Genesis 2:11, Genesis 2:12, Genesis 2:13, Genesis 2:14, Genesis 2:15, Genesis 2:17, Genesis 2:18, Genesis 2:18–23, Genesis 2:19–20, Genesis 2:23, Genesis 2:24, Genesis 2:25, Genesis 3:1, Genesis 3:1–24, Genesis 3:2–3, Genesis 3:4–5, Genesis 3:6, Genesis 3:7, Genesis 3:8, Genesis 3:9–10, Genesis 3:12, Genesis 3:13, Genesis 3:14, Genesis 3:14–19, Genesis 3:15, Genesis 3:16, Genesis 3:17–19, Genesis 3:20, Genesis 3:20–24, Genesis 3:21, Genesis 3:22, Genesis 3:23, Genesis 3:24, Genesis 4:1, Genesis 4:2, Genesis 4:3, Genesis 4:4–5, Genesis 4:7, Genesis 4:8, Genesis 4:9, Genesis 4:10, Genesis 4:11–12, Genesis 4:13–14, Genesis 4:15, Genesis 4:16, Genesis 4:17, Genesis 4:17–5.32, Genesis 4:18, Genesis 4:19, Genesis 4:20–22, Genesis 4:23–24, Genesis 4:25, Genesis 4:25–5.32, Genesis 4:26, Genesis 5:1, Genesis 5:1–2, Genesis 5:1–32, Genesis 5:2, Genesis 5:3, Genesis 5:5, Genesis 5:6, Genesis 5:22, Genesis 5:24, Genesis 5:27, Genesis 5:28–29, Genesis 6:1–2, Genesis 6:1–8, Genesis 6:3, Genesis 6:4, Genesis 6:5, Genesis 6:6, Genesis 6:7, Genesis 6:8, Genesis 6:9, Genesis 6:11–13, Genesis 6:14, Genesis 6:15, Genesis 6:16, Genesis 6:17, Genesis 6:18, Genesis 6:19–20, Genesis 7:2, Genesis 7:4, Genesis 7:6, Genesis 7:8, Genesis 7:11–12, Genesis 7:16, Genesis 7:17, Genesis 7:22, Genesis 8:1, Genesis 8:2, Genesis 8:4, Genesis 8:5, Genesis 8:7, Genesis 8:11, Genesis 8:13, Genesis 8:14, Genesis 8:17, Genesis 8:20, Genesis 8:21, Genesis 8:22, Genesis 9:1, Genesis 9:1–7, Genesis 9:2–3, Genesis 9:4, Genesis 9:5–6, Genesis 9:6, Genesis 9:7, Genesis 9:8–17, Genesis 9:9–10, Genesis 9:11, Genesis 9:12, Genesis 9:13–16, Genesis 9:18, Genesis 9:20–27, Genesis 9:21, Genesis 9:22, Genesis 9:25, Genesis 9:26, Genesis 9:27, Genesis 10:1, Genesis 10:1–11.9, Genesis 10:2, Genesis 10:2–32, Genesis 10:3, Genesis 10:4, Genesis 10:5, Genesis 10:6, Genesis 10:7, Genesis 10:8–12, Genesis 10:9, Genesis 10:10–12, Genesis 10:13–14, Genesis 10:15–18, Genesis 10:19, Genesis 10:21, Genesis 10:22, Genesis 10:23, Genesis 10:24, Genesis 10:25, Genesis 10:26–29, Genesis 10:26–32, Genesis 10:30, Genesis 11:1, Genesis 11:1–9, Genesis 11:2, Genesis 11:3, Genesis 11:4, Genesis 11:5, Genesis 11:6, Genesis 11:7, Genesis 11:8, Genesis 11:9, Genesis 11:10, Genesis 11:18, Genesis 11:27, Genesis 11:27–32, Genesis 11:27–25.11, Genesis 11:28, Genesis 11:29, Genesis 11:30, Genesis 11:31, Genesis 12:1, Genesis 12:1–3, Genesis 12:1–9, Genesis 12:2, Genesis 12:3, Genesis 12:4, Genesis 12:4–9, Genesis 12:5, Genesis 12:6–7, Genesis 12:7, Genesis 12:8, Genesis 12:8–9, Genesis 12:10, Genesis 12:10–13, Genesis 12:10–20, Genesis 12:13, Genesis 12:14–15, Genesis 12:14–16, Genesis 12:15, Genesis 12:17–19, Genesis 12:20, Genesis 13:1–7, Genesis 13:2, Genesis 13:5–7, Genesis 13:8, Genesis 13:8–13, Genesis 13:10, Genesis 13:11, Genesis 13:11–18, Genesis 13:13, Genesis 13:14–17, Genesis 13:18, Genesis 14:1, Genesis 14:1–2, Genesis 14:1–16, Genesis 14:4, Genesis 14:4–5, Genesis 14:5–8, Genesis 14:8–12, Genesis 14:13, Genesis 14:14, Genesis 14:14–16, Genesis 14:15, Genesis 14:17, Genesis 14:18, Genesis 14:19–20, Genesis 14:21–24, Genesis 14:22, Genesis 15:1, Genesis 15:1–21, Genesis 15:2–3, Genesis 15:4–6, Genesis 15:6, Genesis 15:7–21, Genesis 15:10, Genesis 15:11, Genesis 15:13, Genesis 15:13–16, Genesis 15:16, Genesis 15:17–18, Genesis 15:18–19, Genesis 16:1–3, Genesis 16:1–16, Genesis 16:4–6, Genesis 16:7, Genesis 16:8–12, Genesis 16:10–12, Genesis 16:11, Genesis 16:13, Genesis 16:14–15, Genesis 17:1, Genesis 17:1–27, Genesis 17:4–5, Genesis 17:6, Genesis 17:7–8, Genesis 17:9–14, Genesis 17:14, Genesis 17:15–16, Genesis 17:17–18, Genesis 17:19, Genesis 17:20–21, Genesis 17:23–27, Genesis 18:1–15, Genesis 18:2–8, Genesis 18:3, Genesis 18:9, Genesis 18:10, Genesis 18:13–15, Genesis 18:14, Genesis 18:16–33, Genesis 18:17–19, Genesis 18:20, Genesis 18:20–21, Genesis 18:22–33, Genesis 19:1, Genesis 19:1–14, Genesis 19:1–38, Genesis 19:4–5, Genesis 19:6–9, Genesis 19:9, Genesis 19:14, Genesis 19:15–23, Genesis 19:18–22, Genesis 19:23–25, Genesis 19:26, Genesis 19:29, Genesis 19:30–35, Genesis 19:30–38, Genesis 19:36–38, Genesis 20:1, Genesis 20:1–18, Genesis 20:2, Genesis 20:3, Genesis 20:3–7, Genesis 20:4–5, Genesis 20:6, Genesis 20:7, Genesis 20:8–10, Genesis 20:11–13, Genesis 20:14–16, Genesis 20:17–18, Genesis 21:1–2, Genesis 21:3–4, Genesis 21:5, Genesis 21:6, Genesis 21:6–7, Genesis 21:8–9, Genesis 21:8–21, Genesis 21:10, Genesis 21:11–13, Genesis 21:14–21, Genesis 21:16, Genesis 21:22–23, Genesis 21:22–34, Genesis 21:25, Genesis 21:27–31, Genesis 21:32, Genesis 21:33–34, Genesis 22:1, Genesis 22:1–2, Genesis 22:2, Genesis 22:3, Genesis 22:5, Genesis 22:7–8, Genesis 22:9–19, Genesis 22:11, Genesis 22:12, Genesis 22:13, Genesis 22:14, Genesis 22:15–19, Genesis 22:16, Genesis 22:17, Genesis 22:18–25.11, Genesis 22:20, Genesis 22:20–24, Genesis 22:21, Genesis 22:22–23, Genesis 23:1–2, Genesis 23:1–20, Genesis 23:3–4, Genesis 23:5–6, Genesis 23:7–16, Genesis 23:9, Genesis 23:11, Genesis 23:12–13, Genesis 23:15, Genesis 23:16–20, Genesis 24:1–9, Genesis 24:1–67, Genesis 24:2, Genesis 24:3, Genesis 24:6–8, Genesis 24:10, Genesis 24:10–27, Genesis 24:10–60, Genesis 24:14, Genesis 24:15–22, Genesis 24:22, Genesis 24:23–24, Genesis 24:25, Genesis 24:26, Genesis 24:27, Genesis 24:29–31, Genesis 24:33–48, Genesis 24:48, Genesis 24:50–51, Genesis 24:53, Genesis 24:54–56, Genesis 24:57–58, Genesis 24:60, Genesis 24:62, Genesis 24:67, Genesis 25:1, Genesis 25:1–11, Genesis 25:2–4, Genesis 25:3, Genesis 25:5–6, Genesis 25:7–8, Genesis 25:11, Genesis 25:12–18, Genesis 25:16, Genesis 25:18, Genesis 25:19–20, Genesis 25:19–26, Genesis 25:19–35.29, Genesis 25:21, Genesis 25:22, Genesis 25:23, Genesis 25:24–26, Genesis 25:25, Genesis 25:26, Genesis 25:27, Genesis 25:27–34, Genesis 25:28, Genesis 25:29, Genesis 25:30, Genesis 25:31–33, Genesis 25:33–34, Genesis 26:1, Genesis 26:1–35, Genesis 26:2–5, Genesis 26:6–11, Genesis 26:8, Genesis 26:10–11, Genesis 26:12–13, Genesis 26:14–16, Genesis 26:17–22, Genesis 26:23–25, Genesis 26:26–33, Genesis 26:33, Genesis 26:34–35, Genesis 27:1–4, Genesis 27:1–40, Genesis 27:3–4, Genesis 27:5, Genesis 27:5–17, Genesis 27:11–12, Genesis 27:18–20, Genesis 27:18–29, Genesis 27:20–27, Genesis 27:30–40, Genesis 27:33, Genesis 27:34–35, Genesis 27:36, Genesis 27:37, Genesis 27:39–40, Genesis 27:41–45, Genesis 27:42–33.17, Genesis 27:46, Genesis 28:1–2, Genesis 28:3–5, Genesis 28:6–9, Genesis 28:10–22, Genesis 28:11, Genesis 28:12–13, Genesis 28:12–15, Genesis 28:14, Genesis 28:15, Genesis 28:16–22, Genesis 28:18, Genesis 28:19, Genesis 28:20–22, Genesis 28:22, Genesis 29:1, Genesis 29:1–31.55, Genesis 29:2–12, Genesis 29:10, Genesis 29:11, Genesis 29:14, Genesis 29:14–30, Genesis 29:18, Genesis 29:23–26, Genesis 29:28–30, Genesis 29:30, Genesis 29:31–35, Genesis 29:31–30.24, Genesis 29:32, Genesis 29:33, Genesis 29:34, Genesis 29:35, Genesis 30:1–2, Genesis 30:1–8, Genesis 30:3–4, Genesis 30:5–6, Genesis 30:7–8, Genesis 30:9, Genesis 30:10–13, Genesis 30:14–17, Genesis 30:18, Genesis 30:19–20, Genesis 30:21, Genesis 30:22–24, Genesis 30:25–34, Genesis 30:27, Genesis 30:30–33, Genesis 30:32, Genesis 30:34–36, Genesis 30:37, Genesis 30:37–43, Genesis 30:42, Genesis 30:43, Genesis 31:1–2, Genesis 31:1–21, Genesis 31:3, Genesis 31:4–13, Genesis 31:14–16, Genesis 31:17–21, Genesis 31:19–20, Genesis 31:21, Genesis 31:22–23, Genesis 31:24, Genesis 31:25–30, Genesis 31:32, Genesis 31:33–35, Genesis 31:36–42, Genesis 31:40, Genesis 31:42, Genesis 31:43–44, Genesis 31:45–48, Genesis 31:49, Genesis 31:50–53, Genesis 32:1, Genesis 32:2, Genesis 32:3–5, Genesis 32:7–8, Genesis 32:9–12, Genesis 32:13–21, Genesis 32:22–24, Genesis 32:22–32, Genesis 32:24, Genesis 32:25, Genesis 32:26, Genesis 32:27, Genesis 32:28, Genesis 32:29, Genesis 32:30, Genesis 32:31, Genesis 32:32, Genesis 33:1–2, Genesis 33:1–17, Genesis 33:3–13, Genesis 33:4, Genesis 33:5, Genesis 33:7, Genesis 33:10, Genesis 33:11, Genesis 33:12–15, Genesis 33:16–17, Genesis 33:18–20, Genesis 33:20, Genesis 34:1–2, Genesis 34:1–31, Genesis 34:3–4, Genesis 34:5–7, Genesis 34:8–10, Genesis 34:13–17, Genesis 34:18–24, Genesis 34:25–29, Genesis 34:30, Genesis 35:1–7, Genesis 35:1–29, Genesis 35:2–4, Genesis 35:3, Genesis 35:5, Genesis 35:6–7, Genesis 35:9–15, Genesis 35:11–12, Genesis 35:14–15, Genesis 35:16–20, Genesis 35:18, Genesis 35:19, Genesis 35:20, Genesis 35:22, Genesis 35:23–26, Genesis 35:27–29, Genesis 36:1–8, Genesis 36:1–43, Genesis 36:2, Genesis 36:2–3, Genesis 36:7–8, Genesis 36:9–14, Genesis 36:9–43, Genesis 36:15–19, Genesis 36:20–30, Genesis 36:31, Genesis 36:31–39, Genesis 36:40–43, Genesis 37:1, Genesis 37:2, Genesis 37:2–50.26, Genesis 37:3, Genesis 37:4, Genesis 37:5–11, Genesis 37:7, Genesis 37:8, Genesis 37:9, Genesis 37:10, Genesis 37:11, Genesis 37:12–13, Genesis 37:14–17, Genesis 37:18–20, Genesis 37:21–24, Genesis 37:23, Genesis 37:25–28, Genesis 37:26, Genesis 37:28, Genesis 37:29–30, Genesis 37:31–35, Genesis 37:32, Genesis 37:33, Genesis 37:34–35, Genesis 37:36, Genesis 38:1–30, Genesis 38:7, Genesis 38:7–10, Genesis 38:8, Genesis 38:9–10, Genesis 38:11, Genesis 38:12–13, Genesis 38:14–19, Genesis 38:17, Genesis 38:18, Genesis 38:20–23, Genesis 38:24–26, Genesis 38:26, Genesis 38:27–30, Genesis 38:29–30, Genesis 39:1–23, Genesis 39:1–47.31, Genesis 39:2, Genesis 39:5, Genesis 39:6–10, Genesis 39:14, Genesis 39:19–20, Genesis 39:21–23, Genesis 40:1–4, Genesis 40:1–23, Genesis 40:5–8, Genesis 40:9–19, Genesis 40:14–15, Genesis 40:20–22, Genesis 40:23, Genesis 41:1–4, Genesis 41:1–46, Genesis 41:5–7, Genesis 41:8, Genesis 41:9–13, Genesis 41:14–15, Genesis 41:16, Genesis 41:17–24, Genesis 41:25–32, Genesis 41:32, Genesis 41:33–36, Genesis 41:37–40, Genesis 41:41–46, Genesis 41:42, Genesis 41:43–44, Genesis 41:45, Genesis 41:46, Genesis 41:47–57, Genesis 41:50–52, Genesis 41:53–57, Genesis 42:1–44.34, Genesis 42:1–47.31, Genesis 42:4, Genesis 42:6–7, Genesis 42:8, Genesis 42:9, Genesis 42:11, Genesis 42:15–17, Genesis 42:18–20, Genesis 42:21–23, Genesis 42:22, Genesis 42:24, Genesis 42:25, Genesis 42:25–28, Genesis 42:28, Genesis 42:29–34, Genesis 42:36, Genesis 42:37, Genesis 42:38, Genesis 43:1–7, Genesis 43:8–10, Genesis 43:11–13, Genesis 43:13–14, Genesis 43:16, Genesis 43:18, Genesis 43:19–22, Genesis 43:24, Genesis 43:26, Genesis 43:29, Genesis 43:30, Genesis 43:33, Genesis 43:34, Genesis 44:1–34, Genesis 44:2, Genesis 44:5, Genesis 44:9–10, Genesis 44:11–12, Genesis 44:13, Genesis 44:14, Genesis 44:16, Genesis 44:18–34, Genesis 44:32–34, Genesis 45:1–15, Genesis 45:2, Genesis 45:3, Genesis 45:5–8, Genesis 45:9–13, Genesis 45:10, Genesis 45:14–15, Genesis 45:16–25, Genesis 45:16–47.12, Genesis 45:24, Genesis 45:26–28, Genesis 45:27, Genesis 46:1, Genesis 46:1–4, Genesis 46:2–4, Genesis 46:4, Genesis 46:8–27, Genesis 46:20, Genesis 46:26, Genesis 46:27, Genesis 46:28–34, Genesis 46:29, Genesis 46:30, Genesis 46:34, Genesis 47:1, Genesis 47:1–6, Genesis 47:7–10, Genesis 47:13–26, Genesis 47:21, Genesis 47:27, Genesis 47:29–31, Genesis 47:31, Genesis 48:1–22, Genesis 48:3–4, Genesis 48:5–7, Genesis 48:10, Genesis 48:14, Genesis 48:15–16, Genesis 48:17–19, Genesis 48:22, Genesis 49:1–2, Genesis 49:1–28, Genesis 49:3–4, Genesis 49:5–7, Genesis 49:8–12, Genesis 49:10, Genesis 49:11–12, Genesis 49:13, Genesis 49:14–15, Genesis 49:16–17, Genesis 49:18, Genesis 49:19, Genesis 49:20, Genesis 49:21, Genesis 49:22–26, Genesis 49:24–26, Genesis 49:25, Genesis 49:26, Genesis 49:27, Genesis 49:28, Genesis 49:29–33, Genesis 49:33, Genesis 50:1–6, Genesis 50:2, Genesis 50:3, Genesis 50:4–6, Genesis 50:7–9, Genesis 50:10–13, Genesis 50:15–18, Genesis 50:19–21, Genesis 50:22–23, Genesis 50:23, Genesis 50:24–25, Genesis 50:26</w:t>
+      </w:r>
+      <w:r/>
+    </w:p>
+    <w:p>
+      <w:r/>
+      <w:r>
+        <w:t xml:space="preserve"> </w:t>
+      </w:r>
+      <w:r/>
+      <w:r/>
+    </w:p>
+    <w:p>
+      <w:pPr>
+        <w:sectPr>
           <w:footnotePr>
             <w:numRestart w:val="eachSect"/>
           </w:footnotePr>

--- a/eng/docx/01.content.docx
+++ b/eng/docx/01.content.docx
@@ -163,13 +163,6 @@
         <w:rPr>
           <w:lang w:val="en_US" w:bidi="en_US"/>
         </w:rPr>
-      </w:r>
-      <w:r>
-        <w:rPr>
-          <w:i/>
-          <w:lang w:val="en_US" w:bidi="en_US"/>
-        </w:rPr>
-        <w:t>Genesis 1:1, Genesis 1:1–2.3, Genesis 1:2, Genesis 1:3, Genesis 1:3–13, Genesis 1:4, Genesis 1:5, Genesis 1:6–8, Genesis 1:9–10, Genesis 1:14, Genesis 1:14–31, Genesis 1:16, Genesis 1:21, Genesis 1:22, Genesis 1:26, Genesis 1:27, Genesis 1:28, Genesis 1:29–30, Genesis 1:31, Genesis 2:1–3, Genesis 2:3, Genesis 2:4, Genesis 2:4–25, Genesis 2:5, Genesis 2:6, Genesis 2:7, Genesis 2:8, Genesis 2:8–14, Genesis 2:9, Genesis 2:10, Genesis 2:10–14, Genesis 2:11, Genesis 2:12, Genesis 2:13, Genesis 2:14, Genesis 2:15, Genesis 2:17, Genesis 2:18, Genesis 2:18–23, Genesis 2:19–20, Genesis 2:23, Genesis 2:24, Genesis 2:25, Genesis 3:1, Genesis 3:1–24, Genesis 3:2–3, Genesis 3:4–5, Genesis 3:6, Genesis 3:7, Genesis 3:8, Genesis 3:9–10, Genesis 3:12, Genesis 3:13, Genesis 3:14, Genesis 3:14–19, Genesis 3:15, Genesis 3:16, Genesis 3:17–19, Genesis 3:20, Genesis 3:20–24, Genesis 3:21, Genesis 3:22, Genesis 3:23, Genesis 3:24, Genesis 4:1, Genesis 4:2, Genesis 4:3, Genesis 4:4–5, Genesis 4:7, Genesis 4:8, Genesis 4:9, Genesis 4:10, Genesis 4:11–12, Genesis 4:13–14, Genesis 4:15, Genesis 4:16, Genesis 4:17, Genesis 4:17–5.32, Genesis 4:18, Genesis 4:19, Genesis 4:20–22, Genesis 4:23–24, Genesis 4:25, Genesis 4:25–5.32, Genesis 4:26, Genesis 5:1, Genesis 5:1–2, Genesis 5:1–32, Genesis 5:2, Genesis 5:3, Genesis 5:5, Genesis 5:6, Genesis 5:22, Genesis 5:24, Genesis 5:27, Genesis 5:28–29, Genesis 6:1–2, Genesis 6:1–8, Genesis 6:3, Genesis 6:4, Genesis 6:5, Genesis 6:6, Genesis 6:7, Genesis 6:8, Genesis 6:9, Genesis 6:11–13, Genesis 6:14, Genesis 6:15, Genesis 6:16, Genesis 6:17, Genesis 6:18, Genesis 6:19–20, Genesis 7:2, Genesis 7:4, Genesis 7:6, Genesis 7:8, Genesis 7:11–12, Genesis 7:16, Genesis 7:17, Genesis 7:22, Genesis 8:1, Genesis 8:2, Genesis 8:4, Genesis 8:5, Genesis 8:7, Genesis 8:11, Genesis 8:13, Genesis 8:14, Genesis 8:17, Genesis 8:20, Genesis 8:21, Genesis 8:22, Genesis 9:1, Genesis 9:1–7, Genesis 9:2–3, Genesis 9:4, Genesis 9:5–6, Genesis 9:6, Genesis 9:7, Genesis 9:8–17, Genesis 9:9–10, Genesis 9:11, Genesis 9:12, Genesis 9:13–16, Genesis 9:18, Genesis 9:20–27, Genesis 9:21, Genesis 9:22, Genesis 9:25, Genesis 9:26, Genesis 9:27, Genesis 10:1, Genesis 10:1–11.9, Genesis 10:2, Genesis 10:2–32, Genesis 10:3, Genesis 10:4, Genesis 10:5, Genesis 10:6, Genesis 10:7, Genesis 10:8–12, Genesis 10:9, Genesis 10:10–12, Genesis 10:13–14, Genesis 10:15–18, Genesis 10:19, Genesis 10:21, Genesis 10:22, Genesis 10:23, Genesis 10:24, Genesis 10:25, Genesis 10:26–29, Genesis 10:26–32, Genesis 10:30, Genesis 11:1, Genesis 11:1–9, Genesis 11:2, Genesis 11:3, Genesis 11:4, Genesis 11:5, Genesis 11:6, Genesis 11:7, Genesis 11:8, Genesis 11:9, Genesis 11:10, Genesis 11:18, Genesis 11:27, Genesis 11:27–32, Genesis 11:27–25.11, Genesis 11:28, Genesis 11:29, Genesis 11:30, Genesis 11:31, Genesis 12:1, Genesis 12:1–3, Genesis 12:1–9, Genesis 12:2, Genesis 12:3, Genesis 12:4, Genesis 12:4–9, Genesis 12:5, Genesis 12:6–7, Genesis 12:7, Genesis 12:8, Genesis 12:8–9, Genesis 12:10, Genesis 12:10–13, Genesis 12:10–20, Genesis 12:13, Genesis 12:14–15, Genesis 12:14–16, Genesis 12:15, Genesis 12:17–19, Genesis 12:20, Genesis 13:1–7, Genesis 13:2, Genesis 13:5–7, Genesis 13:8, Genesis 13:8–13, Genesis 13:10, Genesis 13:11, Genesis 13:11–18, Genesis 13:13, Genesis 13:14–17, Genesis 13:18, Genesis 14:1, Genesis 14:1–2, Genesis 14:1–16, Genesis 14:4, Genesis 14:4–5, Genesis 14:5–8, Genesis 14:8–12, Genesis 14:13, Genesis 14:14, Genesis 14:14–16, Genesis 14:15, Genesis 14:17, Genesis 14:18, Genesis 14:19–20, Genesis 14:21–24, Genesis 14:22, Genesis 15:1, Genesis 15:1–21, Genesis 15:2–3, Genesis 15:4–6, Genesis 15:6, Genesis 15:7–21, Genesis 15:10, Genesis 15:11, Genesis 15:13, Genesis 15:13–16, Genesis 15:16, Genesis 15:17–18, Genesis 15:18–19, Genesis 16:1–3, Genesis 16:1–16, Genesis 16:4–6, Genesis 16:7, Genesis 16:8–12, Genesis 16:10–12, Genesis 16:11, Genesis 16:13, Genesis 16:14–15, Genesis 17:1, Genesis 17:1–27, Genesis 17:4–5, Genesis 17:6, Genesis 17:7–8, Genesis 17:9–14, Genesis 17:14, Genesis 17:15–16, Genesis 17:17–18, Genesis 17:19, Genesis 17:20–21, Genesis 17:23–27, Genesis 18:1–15, Genesis 18:2–8, Genesis 18:3, Genesis 18:9, Genesis 18:10, Genesis 18:13–15, Genesis 18:14, Genesis 18:16–33, Genesis 18:17–19, Genesis 18:20, Genesis 18:20–21, Genesis 18:22–33, Genesis 19:1, Genesis 19:1–14, Genesis 19:1–38, Genesis 19:4–5, Genesis 19:6–9, Genesis 19:9, Genesis 19:14, Genesis 19:15–23, Genesis 19:18–22, Genesis 19:23–25, Genesis 19:26, Genesis 19:29, Genesis 19:30–35, Genesis 19:30–38, Genesis 19:36–38, Genesis 20:1, Genesis 20:1–18, Genesis 20:2, Genesis 20:3, Genesis 20:3–7, Genesis 20:4–5, Genesis 20:6, Genesis 20:7, Genesis 20:8–10, Genesis 20:11–13, Genesis 20:14–16, Genesis 20:17–18, Genesis 21:1–2, Genesis 21:3–4, Genesis 21:5, Genesis 21:6, Genesis 21:6–7, Genesis 21:8–9, Genesis 21:8–21, Genesis 21:10, Genesis 21:11–13, Genesis 21:14–21, Genesis 21:16, Genesis 21:22–23, Genesis 21:22–34, Genesis 21:25, Genesis 21:27–31, Genesis 21:32, Genesis 21:33–34, Genesis 22:1, Genesis 22:1–2, Genesis 22:2, Genesis 22:3, Genesis 22:5, Genesis 22:7–8, Genesis 22:9–19, Genesis 22:11, Genesis 22:12, Genesis 22:13, Genesis 22:14, Genesis 22:15–19, Genesis 22:16, Genesis 22:17, Genesis 22:18–25.11, Genesis 22:20, Genesis 22:20–24, Genesis 22:21, Genesis 22:22–23, Genesis 23:1–2, Genesis 23:1–20, Genesis 23:3–4, Genesis 23:5–6, Genesis 23:7–16, Genesis 23:9, Genesis 23:11, Genesis 23:12–13, Genesis 23:15, Genesis 23:16–20, Genesis 24:1–9, Genesis 24:1–67, Genesis 24:2, Genesis 24:3, Genesis 24:6–8, Genesis 24:10, Genesis 24:10–27, Genesis 24:10–60, Genesis 24:14, Genesis 24:15–22, Genesis 24:22, Genesis 24:23–24, Genesis 24:25, Genesis 24:26, Genesis 24:27, Genesis 24:29–31, Genesis 24:33–48, Genesis 24:48, Genesis 24:50–51, Genesis 24:53, Genesis 24:54–56, Genesis 24:57–58, Genesis 24:60, Genesis 24:62, Genesis 24:67, Genesis 25:1, Genesis 25:1–11, Genesis 25:2–4, Genesis 25:3, Genesis 25:5–6, Genesis 25:7–8, Genesis 25:11, Genesis 25:12–18, Genesis 25:16, Genesis 25:18, Genesis 25:19–20, Genesis 25:19–26, Genesis 25:19–35.29, Genesis 25:21, Genesis 25:22, Genesis 25:23, Genesis 25:24–26, Genesis 25:25, Genesis 25:26, Genesis 25:27, Genesis 25:27–34, Genesis 25:28, Genesis 25:29, Genesis 25:30, Genesis 25:31–33, Genesis 25:33–34, Genesis 26:1, Genesis 26:1–35, Genesis 26:2–5, Genesis 26:6–11, Genesis 26:8, Genesis 26:10–11, Genesis 26:12–13, Genesis 26:14–16, Genesis 26:17–22, Genesis 26:23–25, Genesis 26:26–33, Genesis 26:33, Genesis 26:34–35, Genesis 27:1–4, Genesis 27:1–40, Genesis 27:3–4, Genesis 27:5, Genesis 27:5–17, Genesis 27:11–12, Genesis 27:18–20, Genesis 27:18–29, Genesis 27:20–27, Genesis 27:30–40, Genesis 27:33, Genesis 27:34–35, Genesis 27:36, Genesis 27:37, Genesis 27:39–40, Genesis 27:41–45, Genesis 27:42–33.17, Genesis 27:46, Genesis 28:1–2, Genesis 28:3–5, Genesis 28:6–9, Genesis 28:10–22, Genesis 28:11, Genesis 28:12–13, Genesis 28:12–15, Genesis 28:14, Genesis 28:15, Genesis 28:16–22, Genesis 28:18, Genesis 28:19, Genesis 28:20–22, Genesis 28:22, Genesis 29:1, Genesis 29:1–31.55, Genesis 29:2–12, Genesis 29:10, Genesis 29:11, Genesis 29:14, Genesis 29:14–30, Genesis 29:18, Genesis 29:23–26, Genesis 29:28–30, Genesis 29:30, Genesis 29:31–35, Genesis 29:31–30.24, Genesis 29:32, Genesis 29:33, Genesis 29:34, Genesis 29:35, Genesis 30:1–2, Genesis 30:1–8, Genesis 30:3–4, Genesis 30:5–6, Genesis 30:7–8, Genesis 30:9, Genesis 30:10–13, Genesis 30:14–17, Genesis 30:18, Genesis 30:19–20, Genesis 30:21, Genesis 30:22–24, Genesis 30:25–34, Genesis 30:27, Genesis 30:30–33, Genesis 30:32, Genesis 30:34–36, Genesis 30:37, Genesis 30:37–43, Genesis 30:42, Genesis 30:43, Genesis 31:1–2, Genesis 31:1–21, Genesis 31:3, Genesis 31:4–13, Genesis 31:14–16, Genesis 31:17–21, Genesis 31:19–20, Genesis 31:21, Genesis 31:22–23, Genesis 31:24, Genesis 31:25–30, Genesis 31:32, Genesis 31:33–35, Genesis 31:36–42, Genesis 31:40, Genesis 31:42, Genesis 31:43–44, Genesis 31:45–48, Genesis 31:49, Genesis 31:50–53, Genesis 32:1, Genesis 32:2, Genesis 32:3–5, Genesis 32:7–8, Genesis 32:9–12, Genesis 32:13–21, Genesis 32:22–24, Genesis 32:22–32, Genesis 32:24, Genesis 32:25, Genesis 32:26, Genesis 32:27, Genesis 32:28, Genesis 32:29, Genesis 32:30, Genesis 32:31, Genesis 32:32, Genesis 33:1–2, Genesis 33:1–17, Genesis 33:3–13, Genesis 33:4, Genesis 33:5, Genesis 33:7, Genesis 33:10, Genesis 33:11, Genesis 33:12–15, Genesis 33:16–17, Genesis 33:18–20, Genesis 33:20, Genesis 34:1–2, Genesis 34:1–31, Genesis 34:3–4, Genesis 34:5–7, Genesis 34:8–10, Genesis 34:13–17, Genesis 34:18–24, Genesis 34:25–29, Genesis 34:30, Genesis 35:1–7, Genesis 35:1–29, Genesis 35:2–4, Genesis 35:3, Genesis 35:5, Genesis 35:6–7, Genesis 35:9–15, Genesis 35:11–12, Genesis 35:14–15, Genesis 35:16–20, Genesis 35:18, Genesis 35:19, Genesis 35:20, Genesis 35:22, Genesis 35:23–26, Genesis 35:27–29, Genesis 36:1–8, Genesis 36:1–43, Genesis 36:2, Genesis 36:2–3, Genesis 36:7–8, Genesis 36:9–14, Genesis 36:9–43, Genesis 36:15–19, Genesis 36:20–30, Genesis 36:31, Genesis 36:31–39, Genesis 36:40–43, Genesis 37:1, Genesis 37:2, Genesis 37:2–50.26, Genesis 37:3, Genesis 37:4, Genesis 37:5–11, Genesis 37:7, Genesis 37:8, Genesis 37:9, Genesis 37:10, Genesis 37:11, Genesis 37:12–13, Genesis 37:14–17, Genesis 37:18–20, Genesis 37:21–24, Genesis 37:23, Genesis 37:25–28, Genesis 37:26, Genesis 37:28, Genesis 37:29–30, Genesis 37:31–35, Genesis 37:32, Genesis 37:33, Genesis 37:34–35, Genesis 37:36, Genesis 38:1–30, Genesis 38:7, Genesis 38:7–10, Genesis 38:8, Genesis 38:9–10, Genesis 38:11, Genesis 38:12–13, Genesis 38:14–19, Genesis 38:17, Genesis 38:18, Genesis 38:20–23, Genesis 38:24–26, Genesis 38:26, Genesis 38:27–30, Genesis 38:29–30, Genesis 39:1–23, Genesis 39:1–47.31, Genesis 39:2, Genesis 39:5, Genesis 39:6–10, Genesis 39:14, Genesis 39:19–20, Genesis 39:21–23, Genesis 40:1–4, Genesis 40:1–23, Genesis 40:5–8, Genesis 40:9–19, Genesis 40:14–15, Genesis 40:20–22, Genesis 40:23, Genesis 41:1–4, Genesis 41:1–46, Genesis 41:5–7, Genesis 41:8, Genesis 41:9–13, Genesis 41:14–15, Genesis 41:16, Genesis 41:17–24, Genesis 41:25–32, Genesis 41:32, Genesis 41:33–36, Genesis 41:37–40, Genesis 41:41–46, Genesis 41:42, Genesis 41:43–44, Genesis 41:45, Genesis 41:46, Genesis 41:47–57, Genesis 41:50–52, Genesis 41:53–57, Genesis 42:1–44.34, Genesis 42:1–47.31, Genesis 42:4, Genesis 42:6–7, Genesis 42:8, Genesis 42:9, Genesis 42:11, Genesis 42:15–17, Genesis 42:18–20, Genesis 42:21–23, Genesis 42:22, Genesis 42:24, Genesis 42:25, Genesis 42:25–28, Genesis 42:28, Genesis 42:29–34, Genesis 42:36, Genesis 42:37, Genesis 42:38, Genesis 43:1–7, Genesis 43:8–10, Genesis 43:11–13, Genesis 43:13–14, Genesis 43:16, Genesis 43:18, Genesis 43:19–22, Genesis 43:24, Genesis 43:26, Genesis 43:29, Genesis 43:30, Genesis 43:33, Genesis 43:34, Genesis 44:1–34, Genesis 44:2, Genesis 44:5, Genesis 44:9–10, Genesis 44:11–12, Genesis 44:13, Genesis 44:14, Genesis 44:16, Genesis 44:18–34, Genesis 44:32–34, Genesis 45:1–15, Genesis 45:2, Genesis 45:3, Genesis 45:5–8, Genesis 45:9–13, Genesis 45:10, Genesis 45:14–15, Genesis 45:16–25, Genesis 45:16–47.12, Genesis 45:24, Genesis 45:26–28, Genesis 45:27, Genesis 46:1, Genesis 46:1–4, Genesis 46:2–4, Genesis 46:4, Genesis 46:8–27, Genesis 46:20, Genesis 46:26, Genesis 46:27, Genesis 46:28–34, Genesis 46:29, Genesis 46:30, Genesis 46:34, Genesis 47:1, Genesis 47:1–6, Genesis 47:7–10, Genesis 47:13–26, Genesis 47:21, Genesis 47:27, Genesis 47:29–31, Genesis 47:31, Genesis 48:1–22, Genesis 48:3–4, Genesis 48:5–7, Genesis 48:10, Genesis 48:14, Genesis 48:15–16, Genesis 48:17–19, Genesis 48:22, Genesis 49:1–2, Genesis 49:1–28, Genesis 49:3–4, Genesis 49:5–7, Genesis 49:8–12, Genesis 49:10, Genesis 49:11–12, Genesis 49:13, Genesis 49:14–15, Genesis 49:16–17, Genesis 49:18, Genesis 49:19, Genesis 49:20, Genesis 49:21, Genesis 49:22–26, Genesis 49:24–26, Genesis 49:25, Genesis 49:26, Genesis 49:27, Genesis 49:28, Genesis 49:29–33, Genesis 49:33, Genesis 50:1–6, Genesis 50:2, Genesis 50:3, Genesis 50:4–6, Genesis 50:7–9, Genesis 50:10–13, Genesis 50:15–18, Genesis 50:19–21, Genesis 50:22–23, Genesis 50:23, Genesis 50:24–25, Genesis 50:26</w:t>
       </w:r>
       <w:r>
         <w:rPr>

--- a/eng/docx/01.content.docx
+++ b/eng/docx/01.content.docx
@@ -168,19 +168,6 @@
         <w:rPr>
           <w:lang w:val="en_US" w:bidi="en_US"/>
         </w:rPr>
-      </w:r>
-    </w:p>
-    <w:p>
-      <w:pPr/>
-      <w:r>
-        <w:rPr>
-          <w:lang w:val="en_US" w:bidi="en_US"/>
-        </w:rPr>
-      </w:r>
-      <w:r>
-        <w:rPr>
-          <w:lang w:val="en_US" w:bidi="en_US"/>
-        </w:rPr>
         <w:t xml:space="preserve"> </w:t>
       </w:r>
       <w:r>
@@ -58370,9 +58357,16 @@
       </w:r>
       <w:r>
         <w:rPr>
-          <w:lang w:val="en_US" w:bidi="en_US"/>
-        </w:rPr>
-        <w:t xml:space="preserve">recognized: Cp. </w:t>
+          <w:i/>
+          <w:lang w:val="en_US" w:bidi="en_US"/>
+        </w:rPr>
+        <w:t>recognized:</w:t>
+      </w:r>
+      <w:r>
+        <w:rPr>
+          <w:lang w:val="en_US" w:bidi="en_US"/>
+        </w:rPr>
+        <w:t xml:space="preserve"> Compare with </w:t>
       </w:r>
       <w:hyperlink r:id="rId1022">
         <w:r>
